--- a/FASE 2/Evidencias Proyecto/Evidencias de documentación/Sprint 3/Documento_Sprint_Backlog_3.docx
+++ b/FASE 2/Evidencias Proyecto/Evidencias de documentación/Sprint 3/Documento_Sprint_Backlog_3.docx
@@ -3245,7 +3245,7 @@
         <w:rPr>
           <w:rtl w:val="0"/>
         </w:rPr>
-        <w:t xml:space="preserve">El Equipo define que en el tercer Sprint desarrollará las tareas necesarias para implementar las historias de usuario (32 tareas, 97 horas estimadas). El Sprint Backlog del Sprint 3 se planificó sin horas; la estimación y las tareas agregadas durante la ejecución (revisiones de código, documentación y el tablero de Trello) se registraron el 12-10-2026 según el trabajo entregado en GitHub:</w:t>
+        <w:t xml:space="preserve">El Equipo define que en el tercer Sprint desarrollará las tareas necesarias para implementar las historias de usuario (33 tareas, 65 horas estimadas). El Sprint Backlog del Sprint 3 se planificó sin horas; la estimación y las tareas agregadas durante la ejecución (revisiones de código, documentación y el tablero de Trello) se registraron el 12-10-2026 según el trabajo entregado en GitHub:</w:t>
       </w:r>
     </w:p>
     <w:tbl>
@@ -3435,7 +3435,7 @@
                 <w:color w:val="000000"/>
                 <w:sz w:val="21"/>
               </w:rPr>
-              <w:t xml:space="preserve">3</w:t>
+              <w:t xml:space="preserve">1</w:t>
             </w:r>
           </w:p>
         </w:tc>
@@ -3513,7 +3513,7 @@
                 <w:color w:val="000000"/>
                 <w:sz w:val="21"/>
               </w:rPr>
-              <w:t xml:space="preserve">4</w:t>
+              <w:t xml:space="preserve">2</w:t>
             </w:r>
           </w:p>
         </w:tc>
@@ -3669,7 +3669,7 @@
                 <w:color w:val="000000"/>
                 <w:sz w:val="21"/>
               </w:rPr>
-              <w:t xml:space="preserve">3</w:t>
+              <w:t xml:space="preserve">1</w:t>
             </w:r>
           </w:p>
         </w:tc>
@@ -3747,7 +3747,7 @@
                 <w:color w:val="000000"/>
                 <w:sz w:val="21"/>
               </w:rPr>
-              <w:t xml:space="preserve">3</w:t>
+              <w:t xml:space="preserve">1</w:t>
             </w:r>
           </w:p>
         </w:tc>
@@ -3825,7 +3825,7 @@
                 <w:color w:val="000000"/>
                 <w:sz w:val="21"/>
               </w:rPr>
-              <w:t xml:space="preserve">2</w:t>
+              <w:t xml:space="preserve">1</w:t>
             </w:r>
           </w:p>
         </w:tc>
@@ -3903,7 +3903,7 @@
                 <w:color w:val="000000"/>
                 <w:sz w:val="21"/>
               </w:rPr>
-              <w:t xml:space="preserve">3</w:t>
+              <w:t xml:space="preserve">1</w:t>
             </w:r>
           </w:p>
         </w:tc>
@@ -3981,7 +3981,7 @@
                 <w:color w:val="000000"/>
                 <w:sz w:val="21"/>
               </w:rPr>
-              <w:t xml:space="preserve">3</w:t>
+              <w:t xml:space="preserve">1</w:t>
             </w:r>
           </w:p>
         </w:tc>
@@ -4059,7 +4059,7 @@
                 <w:color w:val="000000"/>
                 <w:sz w:val="21"/>
               </w:rPr>
-              <w:t xml:space="preserve">2</w:t>
+              <w:t xml:space="preserve">1</w:t>
             </w:r>
           </w:p>
         </w:tc>
@@ -4137,7 +4137,7 @@
                 <w:color w:val="000000"/>
                 <w:sz w:val="21"/>
               </w:rPr>
-              <w:t xml:space="preserve">3</w:t>
+              <w:t xml:space="preserve">1</w:t>
             </w:r>
           </w:p>
         </w:tc>
@@ -4215,7 +4215,7 @@
                 <w:color w:val="000000"/>
                 <w:sz w:val="21"/>
               </w:rPr>
-              <w:t xml:space="preserve">3</w:t>
+              <w:t xml:space="preserve">1</w:t>
             </w:r>
           </w:p>
         </w:tc>
@@ -4293,7 +4293,7 @@
                 <w:color w:val="000000"/>
                 <w:sz w:val="21"/>
               </w:rPr>
-              <w:t xml:space="preserve">2</w:t>
+              <w:t xml:space="preserve">1</w:t>
             </w:r>
           </w:p>
         </w:tc>
@@ -4371,7 +4371,7 @@
                 <w:color w:val="000000"/>
                 <w:sz w:val="21"/>
               </w:rPr>
-              <w:t xml:space="preserve">2</w:t>
+              <w:t xml:space="preserve">1</w:t>
             </w:r>
           </w:p>
         </w:tc>
@@ -4449,7 +4449,7 @@
                 <w:color w:val="000000"/>
                 <w:sz w:val="21"/>
               </w:rPr>
-              <w:t xml:space="preserve">2</w:t>
+              <w:t xml:space="preserve">1</w:t>
             </w:r>
           </w:p>
         </w:tc>
@@ -4527,7 +4527,7 @@
                 <w:color w:val="000000"/>
                 <w:sz w:val="21"/>
               </w:rPr>
-              <w:t xml:space="preserve">3</w:t>
+              <w:t xml:space="preserve">1</w:t>
             </w:r>
           </w:p>
         </w:tc>
@@ -4683,7 +4683,7 @@
                 <w:color w:val="000000"/>
                 <w:sz w:val="21"/>
               </w:rPr>
-              <w:t xml:space="preserve">3</w:t>
+              <w:t xml:space="preserve">1</w:t>
             </w:r>
           </w:p>
         </w:tc>
@@ -4761,7 +4761,7 @@
                 <w:color w:val="000000"/>
                 <w:sz w:val="21"/>
               </w:rPr>
-              <w:t xml:space="preserve">2</w:t>
+              <w:t xml:space="preserve">1</w:t>
             </w:r>
           </w:p>
         </w:tc>
@@ -4917,7 +4917,7 @@
                 <w:color w:val="000000"/>
                 <w:sz w:val="21"/>
               </w:rPr>
-              <w:t xml:space="preserve">2</w:t>
+              <w:t xml:space="preserve">1</w:t>
             </w:r>
           </w:p>
         </w:tc>
@@ -5073,7 +5073,7 @@
                 <w:color w:val="000000"/>
                 <w:sz w:val="21"/>
               </w:rPr>
-              <w:t xml:space="preserve">9</w:t>
+              <w:t xml:space="preserve">7</w:t>
             </w:r>
           </w:p>
         </w:tc>
@@ -5151,7 +5151,7 @@
                 <w:color w:val="000000"/>
                 <w:sz w:val="21"/>
               </w:rPr>
-              <w:t xml:space="preserve">2</w:t>
+              <w:t xml:space="preserve">1</w:t>
             </w:r>
           </w:p>
         </w:tc>
@@ -5307,7 +5307,7 @@
                 <w:color w:val="000000"/>
                 <w:sz w:val="21"/>
               </w:rPr>
-              <w:t xml:space="preserve">9</w:t>
+              <w:t xml:space="preserve">6</w:t>
             </w:r>
           </w:p>
         </w:tc>
@@ -5385,7 +5385,7 @@
                 <w:color w:val="000000"/>
                 <w:sz w:val="21"/>
               </w:rPr>
-              <w:t xml:space="preserve">2</w:t>
+              <w:t xml:space="preserve">1</w:t>
             </w:r>
           </w:p>
         </w:tc>
@@ -5445,25 +5445,25 @@
                 <w:color w:val="000000"/>
                 <w:sz w:val="21"/>
               </w:rPr>
-              <w:t xml:space="preserve">Documentar el flujo del profesional: DAS v1.15, casos CP-050 a CP-060, defectos 15 a 24 y capturas (Responsable: Rodrigo Cárcamo Rojas)</w:t>
-            </w:r>
-          </w:p>
-        </w:tc>
-        <w:tc>
-          <w:tcPr/>
-          <w:p>
-            <w:pPr>
-              <w:rPr/>
-            </w:pPr>
-            <w:r>
-              <w:rPr>
-                <w:rFonts w:ascii="Calibri" w:hAnsi="Calibri"/>
-                <w:b w:val="0"/>
-                <w:i w:val="0"/>
-                <w:color w:val="000000"/>
-                <w:sz w:val="21"/>
-              </w:rPr>
-              <w:t xml:space="preserve">2</w:t>
+              <w:t xml:space="preserve">Cerrar la documentación del Sprint 2: horas reales, burndown, Documento Sprint Backlog 2 y Documento Validando Sprint 2 (Responsable: Rodrigo Cárcamo Rojas)</w:t>
+            </w:r>
+          </w:p>
+        </w:tc>
+        <w:tc>
+          <w:tcPr/>
+          <w:p>
+            <w:pPr>
+              <w:rPr/>
+            </w:pPr>
+            <w:r>
+              <w:rPr>
+                <w:rFonts w:ascii="Calibri" w:hAnsi="Calibri"/>
+                <w:b w:val="0"/>
+                <w:i w:val="0"/>
+                <w:color w:val="000000"/>
+                <w:sz w:val="21"/>
+              </w:rPr>
+              <w:t xml:space="preserve">4</w:t>
             </w:r>
           </w:p>
         </w:tc>
@@ -5523,25 +5523,25 @@
                 <w:color w:val="000000"/>
                 <w:sz w:val="21"/>
               </w:rPr>
-              <w:t xml:space="preserve">Revisar el código de los PR del Sprint 3 (#12, #14, #15, #19, #20, #21 y #22) antes de fusionarlos (Responsable: Rodrigo Cárcamo Rojas)</w:t>
-            </w:r>
-          </w:p>
-        </w:tc>
-        <w:tc>
-          <w:tcPr/>
-          <w:p>
-            <w:pPr>
-              <w:rPr/>
-            </w:pPr>
-            <w:r>
-              <w:rPr>
-                <w:rFonts w:ascii="Calibri" w:hAnsi="Calibri"/>
-                <w:b w:val="0"/>
-                <w:i w:val="0"/>
-                <w:color w:val="000000"/>
-                <w:sz w:val="21"/>
-              </w:rPr>
-              <w:t xml:space="preserve">6</w:t>
+              <w:t xml:space="preserve">Documentar el flujo del profesional: DAS v1.15, casos CP-050 a CP-060, defectos 15 a 24 y capturas (Responsable: Rodrigo Cárcamo Rojas)</w:t>
+            </w:r>
+          </w:p>
+        </w:tc>
+        <w:tc>
+          <w:tcPr/>
+          <w:p>
+            <w:pPr>
+              <w:rPr/>
+            </w:pPr>
+            <w:r>
+              <w:rPr>
+                <w:rFonts w:ascii="Calibri" w:hAnsi="Calibri"/>
+                <w:b w:val="0"/>
+                <w:i w:val="0"/>
+                <w:color w:val="000000"/>
+                <w:sz w:val="21"/>
+              </w:rPr>
+              <w:t xml:space="preserve">2</w:t>
             </w:r>
           </w:p>
         </w:tc>
@@ -5601,25 +5601,25 @@
                 <w:color w:val="000000"/>
                 <w:sz w:val="21"/>
               </w:rPr>
-              <w:t xml:space="preserve">Estandarizar el tablero de Trello con una de las plantillas Scrum del docente (listas, etiquetas de sprint y épica, tarjetas de las historias) (Responsable: Nicolás Silva)</w:t>
-            </w:r>
-          </w:p>
-        </w:tc>
-        <w:tc>
-          <w:tcPr/>
-          <w:p>
-            <w:pPr>
-              <w:rPr/>
-            </w:pPr>
-            <w:r>
-              <w:rPr>
-                <w:rFonts w:ascii="Calibri" w:hAnsi="Calibri"/>
-                <w:b w:val="0"/>
-                <w:i w:val="0"/>
-                <w:color w:val="000000"/>
-                <w:sz w:val="21"/>
-              </w:rPr>
-              <w:t xml:space="preserve">3</w:t>
+              <w:t xml:space="preserve">Revisar el código de los PR del Sprint 3 (#12, #14, #15, #16, #19, #20, #21 y #22) antes de fusionarlos (Responsable: Rodrigo Cárcamo Rojas)</w:t>
+            </w:r>
+          </w:p>
+        </w:tc>
+        <w:tc>
+          <w:tcPr/>
+          <w:p>
+            <w:pPr>
+              <w:rPr/>
+            </w:pPr>
+            <w:r>
+              <w:rPr>
+                <w:rFonts w:ascii="Calibri" w:hAnsi="Calibri"/>
+                <w:b w:val="0"/>
+                <w:i w:val="0"/>
+                <w:color w:val="000000"/>
+                <w:sz w:val="21"/>
+              </w:rPr>
+              <w:t xml:space="preserve">8</w:t>
             </w:r>
           </w:p>
         </w:tc>
@@ -5679,25 +5679,25 @@
                 <w:color w:val="000000"/>
                 <w:sz w:val="21"/>
               </w:rPr>
-              <w:t xml:space="preserve">Actualizar el DAS (versiones 1.16 a 1.22), los diagramas del Sprint 3 y las exportaciones del tablero Miro (Responsable: Luis Méndez)</w:t>
-            </w:r>
-          </w:p>
-        </w:tc>
-        <w:tc>
-          <w:tcPr/>
-          <w:p>
-            <w:pPr>
-              <w:rPr/>
-            </w:pPr>
-            <w:r>
-              <w:rPr>
-                <w:rFonts w:ascii="Calibri" w:hAnsi="Calibri"/>
-                <w:b w:val="0"/>
-                <w:i w:val="0"/>
-                <w:color w:val="000000"/>
-                <w:sz w:val="21"/>
-              </w:rPr>
-              <w:t xml:space="preserve">4</w:t>
+              <w:t xml:space="preserve">Estandarizar el tablero de Trello con una de las plantillas Scrum del docente (listas, etiquetas de sprint y épica, tarjetas de las historias) (Responsable: Nicolás Silva)</w:t>
+            </w:r>
+          </w:p>
+        </w:tc>
+        <w:tc>
+          <w:tcPr/>
+          <w:p>
+            <w:pPr>
+              <w:rPr/>
+            </w:pPr>
+            <w:r>
+              <w:rPr>
+                <w:rFonts w:ascii="Calibri" w:hAnsi="Calibri"/>
+                <w:b w:val="0"/>
+                <w:i w:val="0"/>
+                <w:color w:val="000000"/>
+                <w:sz w:val="21"/>
+              </w:rPr>
+              <w:t xml:space="preserve">3</w:t>
             </w:r>
           </w:p>
         </w:tc>
@@ -5757,7 +5757,7 @@
                 <w:color w:val="000000"/>
                 <w:sz w:val="21"/>
               </w:rPr>
-              <w:t xml:space="preserve">Corregir el límite de reservas para no contar las citas pasadas (defecto 26) y ajustes de la revisión del PR #22 (Responsable: Rodrigo Cárcamo Rojas)</w:t>
+              <w:t xml:space="preserve">Actualizar el DAS (versiones 1.16 a 1.22), los diagramas del Sprint 3 y las exportaciones del tablero Miro (Responsable: Luis Méndez)</w:t>
             </w:r>
           </w:p>
         </w:tc>
@@ -5835,25 +5835,25 @@
                 <w:color w:val="000000"/>
                 <w:sz w:val="21"/>
               </w:rPr>
-              <w:t xml:space="preserve">Documentación y sincronización: conciliación de backlogs, decisiones del PO, casos CP-069 a CP-080, defectos 25 y 26, Guía 2.4, control, Drive y Trello (Responsable: Rodrigo Cárcamo Rojas)</w:t>
-            </w:r>
-          </w:p>
-        </w:tc>
-        <w:tc>
-          <w:tcPr/>
-          <w:p>
-            <w:pPr>
-              <w:rPr/>
-            </w:pPr>
-            <w:r>
-              <w:rPr>
-                <w:rFonts w:ascii="Calibri" w:hAnsi="Calibri"/>
-                <w:b w:val="0"/>
-                <w:i w:val="0"/>
-                <w:color w:val="000000"/>
-                <w:sz w:val="21"/>
-              </w:rPr>
-              <w:t xml:space="preserve">7</w:t>
+              <w:t xml:space="preserve">Corregir el límite de reservas para no contar las citas pasadas (defecto 26) y ajustes de la revisión del PR #22 (Responsable: Rodrigo Cárcamo Rojas)</w:t>
+            </w:r>
+          </w:p>
+        </w:tc>
+        <w:tc>
+          <w:tcPr/>
+          <w:p>
+            <w:pPr>
+              <w:rPr/>
+            </w:pPr>
+            <w:r>
+              <w:rPr>
+                <w:rFonts w:ascii="Calibri" w:hAnsi="Calibri"/>
+                <w:b w:val="0"/>
+                <w:i w:val="0"/>
+                <w:color w:val="000000"/>
+                <w:sz w:val="21"/>
+              </w:rPr>
+              <w:t xml:space="preserve">1</w:t>
             </w:r>
           </w:p>
         </w:tc>
@@ -5877,6 +5877,84 @@
                 <w:color w:val="000000"/>
                 <w:sz w:val="21"/>
               </w:rPr>
+              <w:t xml:space="preserve">Transversal</w:t>
+            </w:r>
+          </w:p>
+        </w:tc>
+        <w:tc>
+          <w:tcPr/>
+          <w:p>
+            <w:pPr>
+              <w:rPr/>
+            </w:pPr>
+            <w:r>
+              <w:rPr>
+                <w:rFonts w:ascii="Calibri" w:hAnsi="Calibri"/>
+                <w:b w:val="0"/>
+                <w:i w:val="0"/>
+                <w:color w:val="000000"/>
+                <w:sz w:val="21"/>
+              </w:rPr>
+              <w:t xml:space="preserve">T8</w:t>
+            </w:r>
+          </w:p>
+        </w:tc>
+        <w:tc>
+          <w:tcPr/>
+          <w:p>
+            <w:pPr>
+              <w:rPr/>
+            </w:pPr>
+            <w:r>
+              <w:rPr>
+                <w:rFonts w:ascii="Calibri" w:hAnsi="Calibri"/>
+                <w:b w:val="0"/>
+                <w:i w:val="0"/>
+                <w:color w:val="000000"/>
+                <w:sz w:val="21"/>
+              </w:rPr>
+              <w:t xml:space="preserve">Documentación y sincronización: subida al Drive, conciliación de backlogs, decisiones del PO, casos CP-069 a CP-080, defectos 25 y 26, Guía 2.4, control y Trello (Responsable: Rodrigo Cárcamo Rojas)</w:t>
+            </w:r>
+          </w:p>
+        </w:tc>
+        <w:tc>
+          <w:tcPr/>
+          <w:p>
+            <w:pPr>
+              <w:rPr/>
+            </w:pPr>
+            <w:r>
+              <w:rPr>
+                <w:rFonts w:ascii="Calibri" w:hAnsi="Calibri"/>
+                <w:b w:val="0"/>
+                <w:i w:val="0"/>
+                <w:color w:val="000000"/>
+                <w:sz w:val="21"/>
+              </w:rPr>
+              <w:t xml:space="preserve">6</w:t>
+            </w:r>
+          </w:p>
+        </w:tc>
+      </w:tr>
+      <w:tr>
+        <w:trPr>
+          <w:cantSplit w:val="0"/>
+          <w:tblHeader w:val="0"/>
+        </w:trPr>
+        <w:tc>
+          <w:tcPr/>
+          <w:p>
+            <w:pPr>
+              <w:rPr/>
+            </w:pPr>
+            <w:r>
+              <w:rPr>
+                <w:rFonts w:ascii="Calibri" w:hAnsi="Calibri"/>
+                <w:b w:val="0"/>
+                <w:i w:val="0"/>
+                <w:color w:val="000000"/>
+                <w:sz w:val="21"/>
+              </w:rPr>
               <w:t xml:space="preserve"/>
             </w:r>
           </w:p>
@@ -5931,7 +6009,7 @@
                 <w:color w:val="000000"/>
                 <w:sz w:val="21"/>
               </w:rPr>
-              <w:t xml:space="preserve">97</w:t>
+              <w:t xml:space="preserve">65</w:t>
             </w:r>
           </w:p>
         </w:tc>
@@ -5989,7 +6067,7 @@
         <w:rPr>
           <w:rtl w:val="0"/>
         </w:rPr>
-        <w:t xml:space="preserve">El Scrum Master define el siguiente gráfico inicial del tercer Sprint, con las 32 tareas definidas y el total de 97 horas estimadas, sin avance en las tareas. El avance real día a día (al 12-10-2026, día 8) está en plantilla_burndown.xlsx y burndown_sprint3.png de la carpeta del Sprint 3.</w:t>
+        <w:t xml:space="preserve">El Scrum Master define el siguiente gráfico inicial del tercer Sprint, con las 33 tareas definidas y el total de 65 horas estimadas, sin avance en las tareas. El avance real día a día (al 12-10-2026, día 8) está en plantilla_burndown.xlsx y burndown_sprint3.png de la carpeta del Sprint 3.</w:t>
       </w:r>
     </w:p>
     <w:p>
